--- a/Technology_Roadmap_Template.docx
+++ b/Technology_Roadmap_Template.docx
@@ -178,7 +178,7 @@
         <w:t xml:space="preserve">This document outlines the roadmap for implementing various cybersecurity technologies such as IDM, XDR, and Zero Trust architecture in </w:t>
       </w:r>
       <w:r>
-        <w:t>Rogers Corporation</w:t>
+        <w:t>[Organization]</w:t>
       </w:r>
       <w:r>
         <w:t>. It includes the vision, objectives, initiatives, and projects to enhance the cybersecurity posture of the organization.</w:t>
